--- a/crates/format-docx/tests/fixtures/line_numbers.docx
+++ b/crates/format-docx/tests/fixtures/line_numbers.docx
@@ -45,6 +45,19 @@
         <w:t xml:space="preserve">A short closing paragraph.</w:t>
       </w:r>
     </w:p>
+    <w:p>
+      <w:pPr>
+        <w:pStyle w:val="NoNumbersChild"/>
+      </w:pPr>
+      <w:r>
+        <w:t xml:space="preserve">This paragraph is suppressed by its style.</w:t>
+      </w:r>
+    </w:p>
+    <w:p>
+      <w:r>
+        <w:t xml:space="preserve">A final numbered paragraph after the styled one.</w:t>
+      </w:r>
+    </w:p>
     <w:sectPr>
       <w:pgSz w:w="11906" w:h="16838"/>
       <w:pgMar w:top="1440" w:right="1440" w:bottom="1440" w:left="1440" w:header="720" w:footer="720" w:gutter="0"/>
@@ -64,5 +77,33 @@
       </w:rPr>
     </w:rPrDefault>
   </w:docDefaults>
+  <w:style w:type="character" w:default="1" w:styleId="DefaultParagraphFont">
+    <w:name w:val="Default Paragraph Font"/>
+    <w:uiPriority w:val="1"/>
+    <w:semiHidden/>
+    <w:unhideWhenUsed/>
+  </w:style>
+  <w:style w:type="character" w:styleId="LineNumber">
+    <w:name w:val="line number"/>
+    <w:basedOn w:val="DefaultParagraphFont"/>
+    <w:uiPriority w:val="99"/>
+    <w:semiHidden/>
+    <w:unhideWhenUsed/>
+    <w:rPr>
+      <w:color w:val="7F7F7F"/>
+      <w:sz w:val="20"/>
+      <w:szCs w:val="20"/>
+    </w:rPr>
+  </w:style>
+  <w:style w:type="paragraph" w:styleId="NoNumbers">
+    <w:name w:val="No Numbers"/>
+    <w:pPr>
+      <w:suppressLineNumbers/>
+    </w:pPr>
+  </w:style>
+  <w:style w:type="paragraph" w:styleId="NoNumbersChild">
+    <w:name w:val="No Numbers Child"/>
+    <w:basedOn w:val="NoNumbers"/>
+  </w:style>
 </w:styles>
 </file>